--- a/tools/templates/progress_zh.docx
+++ b/tools/templates/progress_zh.docx
@@ -14,7 +14,7 @@
           <w:sz w:val="17"/>
           <w:szCs w:val="17"/>
         </w:rPr>
-        <w:t xml:space="preserve">[标准模板 v1.0 — 每周发送；黄色部分按案件填写，行数可增减；发送前删除本行]</w:t>
+        <w:t>[标准模板 v1.1 — 每周发送；黄色部分按案件填写，行数可增减；时间表采用先例C第1期发送本（2026-09-28）格式；发送前删除本行]</w:t>
       </w:r>
     </w:p>
     <w:p>
@@ -796,9 +796,8 @@
         </w:tblCellMar>
       </w:tblPr>
       <w:tblGrid>
-        <w:gridCol w:w="3790"/>
-        <w:gridCol w:w="2000"/>
-        <w:gridCol w:w="2500"/>
+        <w:gridCol w:w="5000"/>
+        <w:gridCol w:w="3290"/>
       </w:tblGrid>
       <w:tr>
         <w:trPr>
@@ -807,7 +806,7 @@
         </w:trPr>
         <w:tc>
           <w:tcPr>
-            <w:tcW w:w="3790" w:type="dxa"/>
+            <w:tcW w:w="5000" w:type="dxa"/>
             <w:shd w:val="clear" w:color="auto" w:fill="D9E2F3"/>
             <w:vAlign w:val="center"/>
           </w:tcPr>
@@ -831,7 +830,7 @@
         </w:tc>
         <w:tc>
           <w:tcPr>
-            <w:tcW w:w="2000" w:type="dxa"/>
+            <w:tcW w:w="3290" w:type="dxa"/>
             <w:shd w:val="clear" w:color="auto" w:fill="D9E2F3"/>
             <w:vAlign w:val="center"/>
           </w:tcPr>
@@ -853,30 +852,6 @@
             </w:r>
           </w:p>
         </w:tc>
-        <w:tc>
-          <w:tcPr>
-            <w:tcW w:w="2500" w:type="dxa"/>
-            <w:shd w:val="clear" w:color="auto" w:fill="D9E2F3"/>
-            <w:vAlign w:val="center"/>
-          </w:tcPr>
-          <w:p>
-            <w:pPr>
-              <w:keepNext/>
-              <w:spacing w:before="0" w:after="0" w:line="260" w:lineRule="auto"/>
-              <w:jc w:val="center"/>
-            </w:pPr>
-            <w:r>
-              <w:rPr>
-                <w:rFonts w:ascii="Times New Roman" w:hAnsi="Times New Roman" w:cs="Times New Roman" w:eastAsia="SimSun"/>
-                <w:b/>
-                <w:bCs/>
-                <w:sz w:val="18"/>
-                <w:szCs w:val="18"/>
-              </w:rPr>
-              <w:t xml:space="preserve">状态</w:t>
-            </w:r>
-          </w:p>
-        </w:tc>
       </w:tr>
       <w:tr>
         <w:trPr>
@@ -884,7 +859,7 @@
         </w:trPr>
         <w:tc>
           <w:tcPr>
-            <w:tcW w:w="3790" w:type="dxa"/>
+            <w:tcW w:w="5000" w:type="dxa"/>
             <w:vAlign w:val="center"/>
           </w:tcPr>
           <w:p>
@@ -905,7 +880,7 @@
         </w:tc>
         <w:tc>
           <w:tcPr>
-            <w:tcW w:w="2000" w:type="dxa"/>
+            <w:tcW w:w="3290" w:type="dxa"/>
             <w:vAlign w:val="center"/>
           </w:tcPr>
           <w:p>
@@ -925,27 +900,6 @@
             </w:r>
           </w:p>
         </w:tc>
-        <w:tc>
-          <w:tcPr>
-            <w:tcW w:w="2500" w:type="dxa"/>
-            <w:vAlign w:val="center"/>
-          </w:tcPr>
-          <w:p>
-            <w:pPr>
-              <w:keepNext/>
-              <w:spacing w:before="0" w:after="0" w:line="260" w:lineRule="auto"/>
-              <w:jc w:val="left"/>
-            </w:pPr>
-            <w:r>
-              <w:rPr>
-                <w:rFonts w:ascii="Times New Roman" w:hAnsi="Times New Roman" w:cs="Times New Roman" w:eastAsia="SimSun"/>
-                <w:sz w:val="18"/>
-                <w:szCs w:val="18"/>
-              </w:rPr>
-              <w:t xml:space="preserve">□完成 □进行中 □未开始</w:t>
-            </w:r>
-          </w:p>
-        </w:tc>
       </w:tr>
       <w:tr>
         <w:trPr>
@@ -953,7 +907,7 @@
         </w:trPr>
         <w:tc>
           <w:tcPr>
-            <w:tcW w:w="3790" w:type="dxa"/>
+            <w:tcW w:w="5000" w:type="dxa"/>
             <w:vAlign w:val="center"/>
           </w:tcPr>
           <w:p>
@@ -974,7 +928,7 @@
         </w:tc>
         <w:tc>
           <w:tcPr>
-            <w:tcW w:w="2000" w:type="dxa"/>
+            <w:tcW w:w="3290" w:type="dxa"/>
             <w:vAlign w:val="center"/>
           </w:tcPr>
           <w:p>
@@ -994,27 +948,6 @@
             </w:r>
           </w:p>
         </w:tc>
-        <w:tc>
-          <w:tcPr>
-            <w:tcW w:w="2500" w:type="dxa"/>
-            <w:vAlign w:val="center"/>
-          </w:tcPr>
-          <w:p>
-            <w:pPr>
-              <w:keepNext/>
-              <w:spacing w:before="0" w:after="0" w:line="260" w:lineRule="auto"/>
-              <w:jc w:val="left"/>
-            </w:pPr>
-            <w:r>
-              <w:rPr>
-                <w:rFonts w:ascii="Times New Roman" w:hAnsi="Times New Roman" w:cs="Times New Roman" w:eastAsia="SimSun"/>
-                <w:sz w:val="18"/>
-                <w:szCs w:val="18"/>
-              </w:rPr>
-              <w:t xml:space="preserve">□完成 □进行中 □未开始</w:t>
-            </w:r>
-          </w:p>
-        </w:tc>
       </w:tr>
       <w:tr>
         <w:trPr>
@@ -1022,7 +955,7 @@
         </w:trPr>
         <w:tc>
           <w:tcPr>
-            <w:tcW w:w="3790" w:type="dxa"/>
+            <w:tcW w:w="5000" w:type="dxa"/>
             <w:vAlign w:val="center"/>
           </w:tcPr>
           <w:p>
@@ -1043,7 +976,7 @@
         </w:tc>
         <w:tc>
           <w:tcPr>
-            <w:tcW w:w="2000" w:type="dxa"/>
+            <w:tcW w:w="3290" w:type="dxa"/>
             <w:vAlign w:val="center"/>
           </w:tcPr>
           <w:p>
@@ -1063,27 +996,6 @@
             </w:r>
           </w:p>
         </w:tc>
-        <w:tc>
-          <w:tcPr>
-            <w:tcW w:w="2500" w:type="dxa"/>
-            <w:vAlign w:val="center"/>
-          </w:tcPr>
-          <w:p>
-            <w:pPr>
-              <w:keepNext/>
-              <w:spacing w:before="0" w:after="0" w:line="260" w:lineRule="auto"/>
-              <w:jc w:val="left"/>
-            </w:pPr>
-            <w:r>
-              <w:rPr>
-                <w:rFonts w:ascii="Times New Roman" w:hAnsi="Times New Roman" w:cs="Times New Roman" w:eastAsia="SimSun"/>
-                <w:sz w:val="18"/>
-                <w:szCs w:val="18"/>
-              </w:rPr>
-              <w:t xml:space="preserve">□完成 □进行中 □未开始</w:t>
-            </w:r>
-          </w:p>
-        </w:tc>
       </w:tr>
       <w:tr>
         <w:trPr>
@@ -1091,7 +1003,7 @@
         </w:trPr>
         <w:tc>
           <w:tcPr>
-            <w:tcW w:w="3790" w:type="dxa"/>
+            <w:tcW w:w="5000" w:type="dxa"/>
             <w:vAlign w:val="center"/>
           </w:tcPr>
           <w:p>
@@ -1112,7 +1024,7 @@
         </w:tc>
         <w:tc>
           <w:tcPr>
-            <w:tcW w:w="2000" w:type="dxa"/>
+            <w:tcW w:w="3290" w:type="dxa"/>
             <w:vAlign w:val="center"/>
           </w:tcPr>
           <w:p>
@@ -1132,27 +1044,6 @@
             </w:r>
           </w:p>
         </w:tc>
-        <w:tc>
-          <w:tcPr>
-            <w:tcW w:w="2500" w:type="dxa"/>
-            <w:vAlign w:val="center"/>
-          </w:tcPr>
-          <w:p>
-            <w:pPr>
-              <w:keepNext/>
-              <w:spacing w:before="0" w:after="0" w:line="260" w:lineRule="auto"/>
-              <w:jc w:val="left"/>
-            </w:pPr>
-            <w:r>
-              <w:rPr>
-                <w:rFonts w:ascii="Times New Roman" w:hAnsi="Times New Roman" w:cs="Times New Roman" w:eastAsia="SimSun"/>
-                <w:sz w:val="18"/>
-                <w:szCs w:val="18"/>
-              </w:rPr>
-              <w:t xml:space="preserve">□完成 □进行中 □未开始</w:t>
-            </w:r>
-          </w:p>
-        </w:tc>
       </w:tr>
       <w:tr>
         <w:trPr>
@@ -1160,7 +1051,7 @@
         </w:trPr>
         <w:tc>
           <w:tcPr>
-            <w:tcW w:w="3790" w:type="dxa"/>
+            <w:tcW w:w="5000" w:type="dxa"/>
             <w:vAlign w:val="center"/>
           </w:tcPr>
           <w:p>
@@ -1181,7 +1072,7 @@
         </w:tc>
         <w:tc>
           <w:tcPr>
-            <w:tcW w:w="2000" w:type="dxa"/>
+            <w:tcW w:w="3290" w:type="dxa"/>
             <w:vAlign w:val="center"/>
           </w:tcPr>
           <w:p>
@@ -1201,27 +1092,6 @@
             </w:r>
           </w:p>
         </w:tc>
-        <w:tc>
-          <w:tcPr>
-            <w:tcW w:w="2500" w:type="dxa"/>
-            <w:vAlign w:val="center"/>
-          </w:tcPr>
-          <w:p>
-            <w:pPr>
-              <w:keepNext/>
-              <w:spacing w:before="0" w:after="0" w:line="260" w:lineRule="auto"/>
-              <w:jc w:val="left"/>
-            </w:pPr>
-            <w:r>
-              <w:rPr>
-                <w:rFonts w:ascii="Times New Roman" w:hAnsi="Times New Roman" w:cs="Times New Roman" w:eastAsia="SimSun"/>
-                <w:sz w:val="18"/>
-                <w:szCs w:val="18"/>
-              </w:rPr>
-              <w:t xml:space="preserve">□完成 □进行中 □未开始</w:t>
-            </w:r>
-          </w:p>
-        </w:tc>
       </w:tr>
       <w:tr>
         <w:trPr>
@@ -1229,7 +1099,7 @@
         </w:trPr>
         <w:tc>
           <w:tcPr>
-            <w:tcW w:w="3790" w:type="dxa"/>
+            <w:tcW w:w="5000" w:type="dxa"/>
             <w:vAlign w:val="center"/>
           </w:tcPr>
           <w:p>
@@ -1250,7 +1120,7 @@
         </w:tc>
         <w:tc>
           <w:tcPr>
-            <w:tcW w:w="2000" w:type="dxa"/>
+            <w:tcW w:w="3290" w:type="dxa"/>
             <w:vAlign w:val="center"/>
           </w:tcPr>
           <w:p>
@@ -1270,27 +1140,6 @@
             </w:r>
           </w:p>
         </w:tc>
-        <w:tc>
-          <w:tcPr>
-            <w:tcW w:w="2500" w:type="dxa"/>
-            <w:vAlign w:val="center"/>
-          </w:tcPr>
-          <w:p>
-            <w:pPr>
-              <w:keepNext/>
-              <w:spacing w:before="0" w:after="0" w:line="260" w:lineRule="auto"/>
-              <w:jc w:val="left"/>
-            </w:pPr>
-            <w:r>
-              <w:rPr>
-                <w:rFonts w:ascii="Times New Roman" w:hAnsi="Times New Roman" w:cs="Times New Roman" w:eastAsia="SimSun"/>
-                <w:sz w:val="18"/>
-                <w:szCs w:val="18"/>
-              </w:rPr>
-              <w:t xml:space="preserve">□完成 □进行中 □未开始</w:t>
-            </w:r>
-          </w:p>
-        </w:tc>
       </w:tr>
       <w:tr>
         <w:trPr>
@@ -1298,7 +1147,7 @@
         </w:trPr>
         <w:tc>
           <w:tcPr>
-            <w:tcW w:w="3790" w:type="dxa"/>
+            <w:tcW w:w="5000" w:type="dxa"/>
             <w:vAlign w:val="center"/>
           </w:tcPr>
           <w:p>
@@ -1312,13 +1161,13 @@
                 <w:sz w:val="18"/>
                 <w:szCs w:val="18"/>
               </w:rPr>
-              <w:t xml:space="preserve">税务登记、开户及外商投资企业登记</w:t>
+              <w:t>税务登记及外商投资企业登记</w:t>
             </w:r>
           </w:p>
         </w:tc>
         <w:tc>
           <w:tcPr>
-            <w:tcW w:w="2000" w:type="dxa"/>
+            <w:tcW w:w="3290" w:type="dxa"/>
             <w:vAlign w:val="center"/>
           </w:tcPr>
           <w:p>
@@ -1337,26 +1186,6 @@
             </w:r>
           </w:p>
         </w:tc>
-        <w:tc>
-          <w:tcPr>
-            <w:tcW w:w="2500" w:type="dxa"/>
-            <w:vAlign w:val="center"/>
-          </w:tcPr>
-          <w:p>
-            <w:pPr>
-              <w:spacing w:before="0" w:after="0" w:line="260" w:lineRule="auto"/>
-              <w:jc w:val="left"/>
-            </w:pPr>
-            <w:r>
-              <w:rPr>
-                <w:rFonts w:ascii="Times New Roman" w:hAnsi="Times New Roman" w:cs="Times New Roman" w:eastAsia="SimSun"/>
-                <w:sz w:val="18"/>
-                <w:szCs w:val="18"/>
-              </w:rPr>
-              <w:t xml:space="preserve">□完成 □进行中 □未开始</w:t>
-            </w:r>
-          </w:p>
-        </w:tc>
       </w:tr>
     </w:tbl>
     <w:p>
@@ -1376,7 +1205,17 @@
           <w:sz w:val="19"/>
           <w:szCs w:val="19"/>
         </w:rPr>
-        <w:t xml:space="preserve">※ 时间表以ODI备案进度为前提，本所将每周更新。</w:t>
+        <w:t xml:space="preserve">※ </w:t>
+      </w:r>
+      <w:r>
+        <w:rPr>
+          <w:rFonts w:ascii="Times New Roman" w:hAnsi="Times New Roman" w:cs="Times New Roman" w:eastAsia="SimSun"/>
+          <w:color w:val="595959"/>
+          <w:sz w:val="19"/>
+          <w:szCs w:val="19"/>
+          <w:highlight w:val="yellow"/>
+        </w:rPr>
+        <w:t>{{schedule_note}}</w:t>
       </w:r>
     </w:p>
     <w:sectPr>
